--- a/docs/flucase/flucase测试教程_GAM医生_20261016.docx
+++ b/docs/flucase/flucase测试教程_GAM医生_20261016.docx
@@ -371,7 +371,7 @@
                 <w:sz w:val="19"/>
                 <w:szCs w:val="19"/>
               </w:rPr>
-              <w:t xml:space="preserve">本机正式模式、虚构数据，flucase main 51beaca</w:t>
+              <w:t xml:space="preserve">本机正式模式、虚构数据，flucase fix/t0-r4-20261016 470cae9</w:t>
             </w:r>
           </w:p>
         </w:tc>
@@ -463,7 +463,7 @@
           <w:sz w:val="21"/>
           <w:szCs w:val="21"/>
         </w:rPr>
-        <w:t xml:space="preserve">4　本次测试发现、与 GAM 医生有关的问题</w:t>
+        <w:t xml:space="preserve">4　2026-10-16 测试发现的问题：已修复</w:t>
       </w:r>
     </w:p>
     <w:p>
@@ -482,7 +482,7 @@
           <w:sz w:val="17"/>
           <w:szCs w:val="17"/>
         </w:rPr>
-        <w:t xml:space="preserve">截图来自 2026-10-16 的本机正式模式测试（flucase main 51beaca，FLUCASE_ENV=prod），病例、姓名、编号全部虚构，本文不含任何真实病例。真实数据测试时只回报计数、问题代码、页面现象和原表列名，不发病例内容，也不发带病例信息的截图。</w:t>
+        <w:t xml:space="preserve">截图来自 2026-10-16 测试问题修复后的本机正式模式测试（flucase fix/t0-r4-20261016 470cae9，FLUCASE_ENV=prod），病例、姓名、编号全部虚构，本文不含任何真实病例。真实数据测试时只回报计数、问题代码、页面现象和原表列名，不发病例内容，也不发带病例信息的截图。</w:t>
       </w:r>
     </w:p>
     <w:p>
@@ -1360,93 +1360,6 @@
         <w:t xml:space="preserve">图 1　GAM 医生第一次登录后的“我的中心”</w:t>
       </w:r>
     </w:p>
-    <w:tbl>
-      <w:tblPr>
-        <w:tblW w:type="dxa" w:w="9638"/>
-        <w:tblBorders>
-          <w:top w:val="single" w:color="auto" w:sz="4"/>
-          <w:left w:val="single" w:color="auto" w:sz="4"/>
-          <w:bottom w:val="single" w:color="auto" w:sz="4"/>
-          <w:right w:val="single" w:color="auto" w:sz="4"/>
-          <w:insideH w:val="single" w:color="auto" w:sz="4"/>
-          <w:insideV w:val="single" w:color="auto" w:sz="4"/>
-        </w:tblBorders>
-        <w:tblLayout w:type="fixed"/>
-      </w:tblPr>
-      <w:tblGrid>
-        <w:gridCol w:w="9638"/>
-      </w:tblGrid>
-      <w:tr>
-        <w:trPr>
-          <w:cantSplit/>
-        </w:trPr>
-        <w:tc>
-          <w:tcPr>
-            <w:tcW w:type="dxa" w:w="9638"/>
-            <w:tcBorders>
-              <w:top w:val="none" w:color="FFFFFF" w:sz="0"/>
-              <w:left w:val="single" w:color="E0A100" w:sz="24"/>
-              <w:bottom w:val="none" w:color="FFFFFF" w:sz="0"/>
-              <w:right w:val="none" w:color="FFFFFF" w:sz="0"/>
-            </w:tcBorders>
-            <w:shd w:fill="FFF3D6" w:color="auto" w:val="clear"/>
-            <w:tcMar>
-              <w:top w:type="dxa" w:w="80"/>
-              <w:left w:type="dxa" w:w="120"/>
-              <w:bottom w:type="dxa" w:w="80"/>
-              <w:right w:type="dxa" w:w="120"/>
-            </w:tcMar>
-          </w:tcPr>
-          <w:p>
-            <w:pPr>
-              <w:spacing w:after="60"/>
-            </w:pPr>
-            <w:r>
-              <w:rPr>
-                <w:b/>
-                <w:bCs/>
-                <w:sz w:val="20"/>
-                <w:szCs w:val="20"/>
-              </w:rPr>
-              <w:t xml:space="preserve">已知问题（本次测试发现，修复前会遇到）</w:t>
-            </w:r>
-          </w:p>
-          <w:p>
-            <w:pPr>
-              <w:spacing w:line="300"/>
-            </w:pPr>
-            <w:r>
-              <w:rPr>
-                <w:sz w:val="20"/>
-                <w:szCs w:val="20"/>
-              </w:rPr>
-              <w:t xml:space="preserve">登录页的用户名框默认填着 </w:t>
-            </w:r>
-            <w:r>
-              <w:rPr>
-                <w:rFonts w:ascii="Consolas" w:eastAsia="Microsoft YaHei" w:hAnsi="Consolas"/>
-                <w:sz w:val="20"/>
-                <w:szCs w:val="20"/>
-                <w:shd w:fill="F0EFEC" w:color="auto" w:val="clear"/>
-              </w:rPr>
-              <w:t xml:space="preserve">admin</w:t>
-            </w:r>
-            <w:r>
-              <w:rPr>
-                <w:sz w:val="20"/>
-                <w:szCs w:val="20"/>
-              </w:rPr>
-              <w:t xml:space="preserve">，要先删掉再输入自己的用户名。</w:t>
-            </w:r>
-          </w:p>
-        </w:tc>
-      </w:tr>
-    </w:tbl>
-    <w:p>
-      <w:pPr>
-        <w:spacing w:after="100" w:line="120"/>
-      </w:pPr>
-    </w:p>
     <w:p>
       <w:pPr>
         <w:pStyle w:val="Heading2"/>
@@ -3028,7 +2941,7 @@
                 <w:sz w:val="20"/>
                 <w:szCs w:val="20"/>
               </w:rPr>
-              <w:t xml:space="preserve">同一段还写“病例库里还有 17 次就诊这次文件里没有：不会删除”——这 17 次是先导入的门诊，正常</w:t>
+              <w:t xml:space="preserve">“病例库里还有 N 次这次文件里没有”只数同一种格式的就诊：先导入的 17 次门诊不算，所以这里不出现</w:t>
             </w:r>
           </w:p>
         </w:tc>
@@ -3282,7 +3195,7 @@
                 <w:sz w:val="20"/>
                 <w:szCs w:val="20"/>
               </w:rPr>
-              <w:t xml:space="preserve">左侧点“病例库”（左上角选 GAM，只看本中心）</w:t>
+              <w:t xml:space="preserve">左侧点“病例库”（默认只看本中心 GAM）</w:t>
             </w:r>
           </w:p>
           <w:p>
@@ -3400,6 +3313,23 @@
                 <w:szCs w:val="20"/>
               </w:rPr>
               <w:t xml:space="preserve">同一患者入院前超过 14 天的门诊不挂接（如 Z9900006 在 12-18 的急诊，比入院早 20 天）</w:t>
+            </w:r>
+          </w:p>
+          <w:p>
+            <w:pPr>
+              <w:pStyle w:val="ListParagraph"/>
+              <w:numPr>
+                <w:ilvl w:val="0"/>
+                <w:numId w:val="2"/>
+              </w:numPr>
+              <w:spacing w:after="30" w:line="276"/>
+            </w:pPr>
+            <w:r>
+              <w:rPr>
+                <w:sz w:val="20"/>
+                <w:szCs w:val="20"/>
+              </w:rPr>
+              <w:t xml:space="preserve">病例页顶部“起病时间”显示由病历推算的日期，标“由病历推算（主诉解析）”，鼠标停上去看主诉原文（这个病例是“发热3天”）；“起病”页签里是读出的起病时长</w:t>
             </w:r>
           </w:p>
         </w:tc>
@@ -3482,7 +3412,7 @@
           <wp:inline distT="0" distB="0" distL="0" distR="0">
             <wp:extent cx="6096000" cy="2057400"/>
             <wp:effectExtent t="0" r="0" b="0" l="0"/>
-            <wp:docPr id="10" name="图 10　挂接到住院的门诊病例" descr="图 10　挂接到住院的门诊病例" title="图 10　挂接到住院的门诊病例"/>
+            <wp:docPr id="10" name="图 10　挂接到住院的门诊病例：年龄性别取自住院、起病时间由病历推算" descr="图 10　挂接到住院的门诊病例：年龄性别取自住院、起病时间由病历推算" title="图 10　挂接到住院的门诊病例：年龄性别取自住院、起病时间由病历推算"/>
             <wp:cNvGraphicFramePr>
               <a:graphicFrameLocks xmlns:a="http://schemas.openxmlformats.org/drawingml/2006/main" noChangeAspect="1"/>
             </wp:cNvGraphicFramePr>
@@ -3529,101 +3459,8 @@
           <w:sz w:val="18"/>
           <w:szCs w:val="18"/>
         </w:rPr>
-        <w:t xml:space="preserve">图 10　挂接到住院的门诊病例</w:t>
-      </w:r>
-    </w:p>
-    <w:tbl>
-      <w:tblPr>
-        <w:tblW w:type="dxa" w:w="9638"/>
-        <w:tblBorders>
-          <w:top w:val="single" w:color="auto" w:sz="4"/>
-          <w:left w:val="single" w:color="auto" w:sz="4"/>
-          <w:bottom w:val="single" w:color="auto" w:sz="4"/>
-          <w:right w:val="single" w:color="auto" w:sz="4"/>
-          <w:insideH w:val="single" w:color="auto" w:sz="4"/>
-          <w:insideV w:val="single" w:color="auto" w:sz="4"/>
-        </w:tblBorders>
-        <w:tblLayout w:type="fixed"/>
-      </w:tblPr>
-      <w:tblGrid>
-        <w:gridCol w:w="9638"/>
-      </w:tblGrid>
-      <w:tr>
-        <w:trPr>
-          <w:cantSplit/>
-        </w:trPr>
-        <w:tc>
-          <w:tcPr>
-            <w:tcW w:type="dxa" w:w="9638"/>
-            <w:tcBorders>
-              <w:top w:val="none" w:color="FFFFFF" w:sz="0"/>
-              <w:left w:val="single" w:color="E0A100" w:sz="24"/>
-              <w:bottom w:val="none" w:color="FFFFFF" w:sz="0"/>
-              <w:right w:val="none" w:color="FFFFFF" w:sz="0"/>
-            </w:tcBorders>
-            <w:shd w:fill="FFF3D6" w:color="auto" w:val="clear"/>
-            <w:tcMar>
-              <w:top w:type="dxa" w:w="80"/>
-              <w:left w:type="dxa" w:w="120"/>
-              <w:bottom w:type="dxa" w:w="80"/>
-              <w:right w:type="dxa" w:w="120"/>
-            </w:tcMar>
-          </w:tcPr>
-          <w:p>
-            <w:pPr>
-              <w:spacing w:after="60"/>
-            </w:pPr>
-            <w:r>
-              <w:rPr>
-                <w:b/>
-                <w:bCs/>
-                <w:sz w:val="20"/>
-                <w:szCs w:val="20"/>
-              </w:rPr>
-              <w:t xml:space="preserve">已知问题（本次测试发现，修复前会遇到）</w:t>
-            </w:r>
-          </w:p>
-          <w:p>
-            <w:pPr>
-              <w:pStyle w:val="ListParagraph"/>
-              <w:numPr>
-                <w:ilvl w:val="0"/>
-                <w:numId w:val="2"/>
-              </w:numPr>
-              <w:spacing w:after="30" w:line="276"/>
-            </w:pPr>
-            <w:r>
-              <w:rPr>
-                <w:sz w:val="20"/>
-                <w:szCs w:val="20"/>
-              </w:rPr>
-              <w:t xml:space="preserve">病例页顶部“起病时间”显示“未记录”，但“起病（2）”页签里已经从病历读出了“起病时长 3 天”。这是系统的问题（读出的起病时长没有写成就诊的起病时间），医生不用补。</w:t>
-            </w:r>
-          </w:p>
-          <w:p>
-            <w:pPr>
-              <w:pStyle w:val="ListParagraph"/>
-              <w:numPr>
-                <w:ilvl w:val="0"/>
-                <w:numId w:val="2"/>
-              </w:numPr>
-              <w:spacing w:after="30" w:line="276"/>
-            </w:pPr>
-            <w:r>
-              <w:rPr>
-                <w:sz w:val="20"/>
-                <w:szCs w:val="20"/>
-              </w:rPr>
-              <w:t xml:space="preserve">病例库默认“全部中心”，练习中心的病例（包括别的中心医生导入的）也混在里面。</w:t>
-            </w:r>
-          </w:p>
-        </w:tc>
-      </w:tr>
-    </w:tbl>
-    <w:p>
-      <w:pPr>
-        <w:spacing w:after="100" w:line="120"/>
-      </w:pPr>
+        <w:t xml:space="preserve">图 10　挂接到住院的门诊病例：年龄性别取自住院、起病时间由病历推算</w:t>
+      </w:r>
     </w:p>
     <w:p>
       <w:pPr>
@@ -3784,7 +3621,7 @@
                 <w:sz w:val="20"/>
                 <w:szCs w:val="20"/>
               </w:rPr>
-              <w:t xml:space="preserve">已收集 27 次就诊（17 位患者；住院 10、门急诊 17）、导入次数 2、待处理问题 1</w:t>
+              <w:t xml:space="preserve">已收集 27 次就诊（17 位患者；住院 10、门急诊 17）、导入次数 2、待处理问题 1；“上次 …”是本地时间</w:t>
             </w:r>
           </w:p>
           <w:p>
@@ -3801,7 +3638,24 @@
                 <w:sz w:val="20"/>
                 <w:szCs w:val="20"/>
               </w:rPr>
-              <w:t xml:space="preserve">数据完整度：入院 / 就诊时间、体温、呼吸频率、白细胞 100%；年龄、性别、SpO2、CRP、BMI 37%；起病时间、本季流感疫苗 0%</w:t>
+              <w:t xml:space="preserve">数据完整度按有效值算：入院 / 就诊时间、起病时间、体温、呼吸频率、白细胞 100%；年龄、性别 55.6%（住院 10 + 门诊挂接借来的 5，共 15 / 27）；SpO2、CRP、BMI 37%；本季流感疫苗 0%</w:t>
+            </w:r>
+          </w:p>
+          <w:p>
+            <w:pPr>
+              <w:pStyle w:val="ListParagraph"/>
+              <w:numPr>
+                <w:ilvl w:val="0"/>
+                <w:numId w:val="2"/>
+              </w:numPr>
+              <w:spacing w:after="30" w:line="276"/>
+            </w:pPr>
+            <w:r>
+              <w:rPr>
+                <w:sz w:val="20"/>
+                <w:szCs w:val="20"/>
+              </w:rPr>
+              <w:t xml:space="preserve">“下一步”：年龄、性别不再让你补原表，而是说明“GAM式门诊导出本身没有年龄、性别：导入这些患者的住院数据后会自动挂接，取住院记录里的”；“缺得多、可以补进原表”只列格式本来能有的项</w:t>
             </w:r>
           </w:p>
         </w:tc>
@@ -3821,7 +3675,7 @@
       <w:r>
         <w:drawing>
           <wp:inline distT="0" distB="0" distL="0" distR="0">
-            <wp:extent cx="6096000" cy="3810000"/>
+            <wp:extent cx="6096000" cy="3409950"/>
             <wp:effectExtent t="0" r="0" b="0" l="0"/>
             <wp:docPr id="11" name="图 11　GAM 导入门诊和住院后的“我的中心”" descr="图 11　GAM 导入门诊和住院后的“我的中心”" title="图 11　GAM 导入门诊和住院后的“我的中心”"/>
             <wp:cNvGraphicFramePr>
@@ -3846,7 +3700,7 @@
                   <pic:spPr bwMode="auto">
                     <a:xfrm>
                       <a:off x="0" y="0"/>
-                      <a:ext cx="6096000" cy="3810000"/>
+                      <a:ext cx="6096000" cy="3409950"/>
                     </a:xfrm>
                     <a:prstGeom prst="rect">
                       <a:avLst/>
@@ -3872,115 +3726,6 @@
         </w:rPr>
         <w:t xml:space="preserve">图 11　GAM 导入门诊和住院后的“我的中心”</w:t>
       </w:r>
-    </w:p>
-    <w:tbl>
-      <w:tblPr>
-        <w:tblW w:type="dxa" w:w="9638"/>
-        <w:tblBorders>
-          <w:top w:val="single" w:color="auto" w:sz="4"/>
-          <w:left w:val="single" w:color="auto" w:sz="4"/>
-          <w:bottom w:val="single" w:color="auto" w:sz="4"/>
-          <w:right w:val="single" w:color="auto" w:sz="4"/>
-          <w:insideH w:val="single" w:color="auto" w:sz="4"/>
-          <w:insideV w:val="single" w:color="auto" w:sz="4"/>
-        </w:tblBorders>
-        <w:tblLayout w:type="fixed"/>
-      </w:tblPr>
-      <w:tblGrid>
-        <w:gridCol w:w="9638"/>
-      </w:tblGrid>
-      <w:tr>
-        <w:trPr>
-          <w:cantSplit/>
-        </w:trPr>
-        <w:tc>
-          <w:tcPr>
-            <w:tcW w:type="dxa" w:w="9638"/>
-            <w:tcBorders>
-              <w:top w:val="none" w:color="FFFFFF" w:sz="0"/>
-              <w:left w:val="single" w:color="E0A100" w:sz="24"/>
-              <w:bottom w:val="none" w:color="FFFFFF" w:sz="0"/>
-              <w:right w:val="none" w:color="FFFFFF" w:sz="0"/>
-            </w:tcBorders>
-            <w:shd w:fill="FFF3D6" w:color="auto" w:val="clear"/>
-            <w:tcMar>
-              <w:top w:type="dxa" w:w="80"/>
-              <w:left w:type="dxa" w:w="120"/>
-              <w:bottom w:type="dxa" w:w="80"/>
-              <w:right w:type="dxa" w:w="120"/>
-            </w:tcMar>
-          </w:tcPr>
-          <w:p>
-            <w:pPr>
-              <w:spacing w:after="60"/>
-            </w:pPr>
-            <w:r>
-              <w:rPr>
-                <w:b/>
-                <w:bCs/>
-                <w:sz w:val="20"/>
-                <w:szCs w:val="20"/>
-              </w:rPr>
-              <w:t xml:space="preserve">已知问题（本次测试发现，修复前会遇到）</w:t>
-            </w:r>
-          </w:p>
-          <w:p>
-            <w:pPr>
-              <w:pStyle w:val="ListParagraph"/>
-              <w:numPr>
-                <w:ilvl w:val="0"/>
-                <w:numId w:val="2"/>
-              </w:numPr>
-              <w:spacing w:after="30" w:line="276"/>
-            </w:pPr>
-            <w:r>
-              <w:rPr>
-                <w:sz w:val="20"/>
-                <w:szCs w:val="20"/>
-              </w:rPr>
-              <w:t xml:space="preserve">年龄、性别 37% 只算了住院自己的值，没算门诊挂接借来的；起病时间 0% 也是上一步那个问题。“下一步”因此提示“这些数据项缺得多……原表里其实有的，可以补进原表重新导入”——对 GAM 门诊是误导（门诊导出本来就没有年龄、性别），</w:t>
-            </w:r>
-            <w:r>
-              <w:rPr>
-                <w:b/>
-                <w:bCs/>
-                <w:sz w:val="20"/>
-                <w:szCs w:val="20"/>
-              </w:rPr>
-              <w:t xml:space="preserve">不用补原表</w:t>
-            </w:r>
-            <w:r>
-              <w:rPr>
-                <w:sz w:val="20"/>
-                <w:szCs w:val="20"/>
-              </w:rPr>
-              <w:t xml:space="preserve">。</w:t>
-            </w:r>
-          </w:p>
-          <w:p>
-            <w:pPr>
-              <w:pStyle w:val="ListParagraph"/>
-              <w:numPr>
-                <w:ilvl w:val="0"/>
-                <w:numId w:val="2"/>
-              </w:numPr>
-              <w:spacing w:after="30" w:line="276"/>
-            </w:pPr>
-            <w:r>
-              <w:rPr>
-                <w:sz w:val="20"/>
-                <w:szCs w:val="20"/>
-              </w:rPr>
-              <w:t xml:space="preserve">“上次 …：新增 …”的时间是 UTC（比北京时间早 8 小时）。</w:t>
-            </w:r>
-          </w:p>
-        </w:tc>
-      </w:tr>
-    </w:tbl>
-    <w:p>
-      <w:pPr>
-        <w:spacing w:after="100" w:line="120"/>
-      </w:pPr>
     </w:p>
     <w:p>
       <w:pPr>
@@ -5953,7 +5698,7 @@
         <w:pageBreakBefore/>
       </w:pPr>
       <w:r>
-        <w:t xml:space="preserve">4　本次测试发现、与 GAM 医生有关的问题</w:t>
+        <w:t xml:space="preserve">4　2026-10-16 测试发现的问题：已修复</w:t>
       </w:r>
     </w:p>
     <w:p>
@@ -5966,7 +5711,7 @@
         <w:spacing w:after="30" w:line="276"/>
       </w:pPr>
       <w:r>
-        <w:t xml:space="preserve">从病历读出的起病时长没有写成就诊的“起病时间”：病例页显示“未记录”，完整度 0%，研究者的候选分级也拿不到起病时钟（步骤 7、8）。</w:t>
+        <w:t xml:space="preserve">从病历读出的起病时长派生成就诊的起病时间（#9）；完整度算上挂接借来的年龄、性别，“下一步”不再让补原表（#10）。</w:t>
       </w:r>
     </w:p>
     <w:p>
@@ -5979,7 +5724,7 @@
         <w:spacing w:after="30" w:line="276"/>
       </w:pPr>
       <w:r>
-        <w:t xml:space="preserve">完整度不算挂接借来的年龄、性别，“下一步”会误导医生去补原表（步骤 8）。</w:t>
+        <w:t xml:space="preserve">住院回执不再把先导入的门诊算进“这次文件里没有”（#8）。</w:t>
       </w:r>
     </w:p>
     <w:p>
@@ -5992,50 +5737,27 @@
         <w:spacing w:after="30" w:line="276"/>
       </w:pPr>
       <w:r>
-        <w:t xml:space="preserve">住院回执里“还有 17 次就诊这次文件里没有”指的是门诊，属正常，但容易引起疑问（步骤 6）。</w:t>
-      </w:r>
-    </w:p>
-    <w:p>
-      <w:pPr>
-        <w:pStyle w:val="ListParagraph"/>
-        <w:numPr>
-          <w:ilvl w:val="0"/>
-          <w:numId w:val="2"/>
-        </w:numPr>
-        <w:spacing w:after="30" w:line="276"/>
-      </w:pPr>
-      <w:r>
-        <w:t xml:space="preserve">与 GD 相同的问题：UTC 时间显示、登录页默认 </w:t>
+        <w:t xml:space="preserve">与 GD 相同的那些（本地时间、登录页、病例库默认本中心、更正对话框、跳过认不出的文件）也都已修复。</w:t>
+      </w:r>
+    </w:p>
+    <w:p>
+      <w:pPr>
+        <w:spacing w:after="60" w:line="120"/>
+      </w:pPr>
+    </w:p>
+    <w:p>
+      <w:pPr>
+        <w:spacing w:after="120" w:line="320"/>
+      </w:pPr>
+      <w:r>
+        <w:t xml:space="preserve">修改内容和验证见 </w:t>
       </w:r>
       <w:r>
         <w:rPr>
           <w:rFonts w:ascii="Consolas" w:eastAsia="Microsoft YaHei" w:hAnsi="Consolas"/>
           <w:shd w:fill="F0EFEC" w:color="auto" w:val="clear"/>
         </w:rPr>
-        <w:t xml:space="preserve">admin</w:t>
-      </w:r>
-      <w:r>
-        <w:t xml:space="preserve">、病例库混着练习中心、更正对话框“也改时间”默认勾上、一批里有认不出的文件时整批卡住。</w:t>
-      </w:r>
-    </w:p>
-    <w:p>
-      <w:pPr>
-        <w:spacing w:after="60" w:line="120"/>
-      </w:pPr>
-    </w:p>
-    <w:p>
-      <w:pPr>
-        <w:spacing w:after="120" w:line="320"/>
-      </w:pPr>
-      <w:r>
-        <w:t xml:space="preserve">完整清单、原因和修改建议见 </w:t>
-      </w:r>
-      <w:r>
-        <w:rPr>
-          <w:rFonts w:ascii="Consolas" w:eastAsia="Microsoft YaHei" w:hAnsi="Consolas"/>
-          <w:shd w:fill="F0EFEC" w:color="auto" w:val="clear"/>
-        </w:rPr>
-        <w:t xml:space="preserve">docs/flucase/flucase全角色测试报告_20261016.md</w:t>
+        <w:t xml:space="preserve">docs/flucase/flucase测试问题修复报告_20261016.md</w:t>
       </w:r>
       <w:r>
         <w:t xml:space="preserve">。</w:t>

--- a/docs/flucase/flucase测试教程_GAM医生_20261016.docx
+++ b/docs/flucase/flucase测试教程_GAM医生_20261016.docx
@@ -371,7 +371,7 @@
                 <w:sz w:val="19"/>
                 <w:szCs w:val="19"/>
               </w:rPr>
-              <w:t xml:space="preserve">本机正式模式、虚构数据，flucase fix/t0-r4-20261016 470cae9</w:t>
+              <w:t xml:space="preserve">本机正式模式、虚构数据，flucase main 470cae9</w:t>
             </w:r>
           </w:p>
         </w:tc>
@@ -482,7 +482,7 @@
           <w:sz w:val="17"/>
           <w:szCs w:val="17"/>
         </w:rPr>
-        <w:t xml:space="preserve">截图来自 2026-10-16 测试问题修复后的本机正式模式测试（flucase fix/t0-r4-20261016 470cae9，FLUCASE_ENV=prod），病例、姓名、编号全部虚构，本文不含任何真实病例。真实数据测试时只回报计数、问题代码、页面现象和原表列名，不发病例内容，也不发带病例信息的截图。</w:t>
+        <w:t xml:space="preserve">截图来自 2026-10-16 测试问题修复后的本机正式模式测试（flucase main 470cae9，FLUCASE_ENV=prod），病例、姓名、编号全部虚构，本文不含任何真实病例。真实数据测试时只回报计数、问题代码、页面现象和原表列名，不发病例内容，也不发带病例信息的截图。</w:t>
       </w:r>
     </w:p>
     <w:p>
